--- a/policies/build/chapters_v2/AAC/HCO_AAC_7_v2_REWRITE_DRAFT.docx
+++ b/policies/build/chapters_v2/AAC/HCO_AAC_7_v2_REWRITE_DRAFT.docx
@@ -385,7 +385,7 @@
         <w:pStyle w:val="ListNumber"/>
       </w:pPr>
       <w:r>
-        <w:t>Do not skip scheduled PT/EQA enrolment for analytes where a formal programme exists and this hospital performs the test.</w:t>
+        <w:t>Enrol in scheduled PT/EQA for every analyte where a formal programme exists and this hospital performs the test — never skip enrolment.</w:t>
       </w:r>
     </w:p>
     <w:p>
@@ -1901,7 +1901,19 @@
         <w:pStyle w:val="ListBullet"/>
       </w:pPr>
       <w:r>
-        <w:t>ISO 15189:2022 — Medical laboratories — Requirements for quality and competence (guidance).</w:t>
+        <w:t xml:space="preserve">International Organization for Standardization. (2022). </w:t>
+      </w:r>
+      <w:hyperlink r:id="rId9">
+        <w:r>
+          <w:rPr>
+            <w:color w:val="0563C1"/>
+            <w:u w:val="single"/>
+          </w:rPr>
+          <w:t>https://committee.iso.org/standard/76677.html</w:t>
+        </w:r>
+      </w:hyperlink>
+      <w:r>
+        <w:t xml:space="preserve"> ISO 15189:2022 — Medical laboratories: Requirements for quality and competence. (Official page; full standard text requires purchase.)</w:t>
       </w:r>
     </w:p>
     <w:p>
@@ -1909,7 +1921,19 @@
         <w:pStyle w:val="ListBullet"/>
       </w:pPr>
       <w:r>
-        <w:t>NABL 112 — Specific criteria for accreditation of medical laboratories (guidance).</w:t>
+        <w:t xml:space="preserve">National Accreditation Board for Testing and Calibration Laboratories (NABL). (n.d.). NABL 112 — Specific Criteria for Accreditation of Medical Laboratories. </w:t>
+      </w:r>
+      <w:hyperlink r:id="rId10">
+        <w:r>
+          <w:rPr>
+            <w:color w:val="0563C1"/>
+            <w:u w:val="single"/>
+          </w:rPr>
+          <w:t>https://www.nabl-india.org</w:t>
+        </w:r>
+      </w:hyperlink>
+      <w:r>
+        <w:t xml:space="preserve"> (official body site; document not separately available as a free public download).</w:t>
       </w:r>
     </w:p>
     <w:p>
